--- a/nghe.docx
+++ b/nghe.docx
@@ -26,7 +26,16 @@
         </w:r>
       </w:hyperlink>
     </w:p>
-    <w:p/>
+    <w:p>
+      <w:hyperlink r:id="rId6" w:history="1">
+        <w:r>
+          <w:rPr>
+            <w:rStyle w:val="Hyperlink"/>
+          </w:rPr>
+          <w:t>https://www.youtube.com/watch?v=n1t0fzEmhWk</w:t>
+        </w:r>
+      </w:hyperlink>
+    </w:p>
     <w:p/>
     <w:sectPr>
       <w:pgSz w:w="12240" w:h="15840"/>
